--- a/example_articles/countries/Australia/3.countries_Australia_New_York_Times.docx
+++ b/example_articles/countries/Australia/3.countries_Australia_New_York_Times.docx
@@ -29,17 +29,17 @@
     </w:p>
     <w:p>
       <w:r>
-        <w:t>Source File: NYT/47.DOCX</w:t>
+        <w:t>Source file: NYT/47.DOCX</w:t>
       </w:r>
     </w:p>
     <w:p>
       <w:r>
-        <w:t>Raw locations result: ['Australia']</w:t>
+        <w:t>Raw locations result, 'locations': ['Australia']</w:t>
       </w:r>
     </w:p>
     <w:p>
       <w:r>
-        <w:t>countries_stand_flat (Standardized): Australia</w:t>
+        <w:t>Standardized locations result, 'countries_stand_flat': Australia</w:t>
       </w:r>
     </w:p>
     <w:p>

--- a/example_articles/countries/Australia/3.countries_Australia_New_York_Times.docx
+++ b/example_articles/countries/Australia/3.countries_Australia_New_York_Times.docx
@@ -7,9 +7,7 @@
         <w:pStyle w:val="Heading1"/>
       </w:pPr>
       <w:r>
-        <w:t>POP VIEW;</w:t>
-        <w:br/>
-        <w:t>Will Jungle Be the Next Craze From Britain?</w:t>
+        <w:t>The Man Carrying the Ball for Murdoch</w:t>
       </w:r>
     </w:p>
     <w:p>
@@ -19,17 +17,17 @@
     </w:p>
     <w:p>
       <w:r>
-        <w:t>Date: 1995-08-06</w:t>
+        <w:t>Date: 1994-09-04</w:t>
       </w:r>
     </w:p>
     <w:p>
       <w:r>
-        <w:t>Section: Section 2; ; Section 2;  Page 28;  Column 1;  Arts and Leisure Desk ; Column 1; ; Review</w:t>
+        <w:t>Section: Section 3; ; Section 3;  Page 1;  Column 2;  Financial Desk ; Column 2;</w:t>
       </w:r>
     </w:p>
     <w:p>
       <w:r>
-        <w:t>Source file: NYT/47.DOCX</w:t>
+        <w:t>Source file: NYT/54.DOCX</w:t>
       </w:r>
     </w:p>
     <w:p>
@@ -51,29 +49,141 @@
     </w:p>
     <w:p>
       <w:r>
-        <w:t>JUNGLE -- A FRENETIC, fiercely percussive dance sound made using samples and computers -- is the most exciting musical movement to emerge from Britain since the rave explosion of the late 80's. But where rave culture was initially based around house and techno records imported from Chicago and Detroit, jungle music is purely home-grown. Emerging from underground status last summer, jungle has been the focus of intense media and record-business interest ever since. Now major labels in America are following their British counterparts by releasing compilations of jungle music and single-artist LP's. But doubts remain whether jungle, a London-centered subculture, can be transplanted to America.</w:t>
+        <w:t>"HILL here," David Hill answered the telephone in his crackling working-class Australian accent. It was the Saturday morning after Fox Television made its first test run as a broadcaster of professional football, a preseason National Football League game in San Francisco last month.</w:t>
         <w:br/>
-        <w:t>It's handy that the word jungle was coined, because a more musicologically precise term would be an ungainly, hyphenated hybrid. Jungle music has multiple roots, all of them non-British. Like subatomic particles colliding in an accelerator, elements of hip-hop, techno and reggae fused to create a distinctively British sound. The anything-goes experimentalism of untrained musicians grappling with cheap computer technology combined with the druggy delirium of the rave scene and multiracial mix of working-class London -- all these factors conspired to create a new musical form.</w:t>
+        <w:t>In his Hollywood office, Mr. Hill, the president of Fox Sports, was recovering from the effort and ruminating over the performance.</w:t>
         <w:br/>
-        <w:t>If there's a core to jungle music, it's the bass lines and break beats -- the percussion-only section of a funk or disco track. In the mid-70's, DJ Kool Herc invented the hip-hop technique of looping these breaks into a continuous, hypnotic groove. Later, rap producers would use sampling and computer technology to loop beats.</w:t>
+        <w:t>"I'm exhausted," he said. "No one breathed for the first 20 minutes. Couldn't relax until the end credits ran. But we overcame any vestige of doubt that Fox could do football."</w:t>
         <w:br/>
-        <w:t>Jungle artists take hip-hop's rhythm-science even further: they layer multiple breaks into a dense percussive web, while speeding up the beats and processing them through effects to make them sound weird.  As a result, the beat -- normally the steady pulse of pop music -- becomes unstable; rhythm itself is rendered psychedelic. A jungle track is a jolting roller coaster that rhythmically combines flow and disruption. As for jungle's bass sound, that's descended more from reggae than hip-hop. Sometimes the bass line carries the melody, but more often, it operates almost below the threshold of audibility, exerting a visceral pressure like shock waves from a bomb. Together, break beats and bass capture both the tension and the edgy exhilaration of urban life.</w:t>
+        <w:t>An official for a rival network called to say the game's rating was disappointing, that the baseball strike and Fox's months of tireless promotion should have caused a stampede to the fledgling network.</w:t>
         <w:br/>
-        <w:t>As a distinct style, jungle was spawned in 1991-92 when English producers started to add funky breaks to techno tracks, accelerating them to match rave music's hectic pace. This hip-hop-techno hybrid caught on like wildfire and became known as hard core, because it was popular with the most wildly hedonistic ravers. Always a multiracial milieu, hard core began to attract more black British youth, who in turn brought Jamaican influences to the music. By 1993, Caribbean traits -- the echo effects of dub reggae and the raucous vocals of 90's dancehall -- permeated the sound, and the term jungle began to displace hard core.</w:t>
+        <w:t>"Hell, it was awesome!" Mr. Hill shouts. "First time out? Fox had never done football before? Awesome!"</w:t>
         <w:br/>
-        <w:t>Some say the word originates in Jamaican slang, a junglist being a denizen of the concrete jungle. But jungle is also evocative of the voodoo frenzy of the beats and of the African nature of the music. Jungle's complexity resides in its repetitive polyrhythms and low-end bass frequencies, as opposed to harmony and arrangement, as is the case with Western classical and pop.</w:t>
+        <w:t>Ever since Rupert Murdoch bid a breathtaking $1.58 billion last December for the television rights to the National Football Conference for the next four years, Mr. Hill has been scrambling to build a sports broadcasting division from scratch. The eccentric, 48-year-old Australian is an unqualified cheerleader for the start-up, usually brimming with bravado. But Mr. Hill has his moments of doubt. He has been spotted in his office, his head in his hands, and muttering, "I'm bleeping scared."</w:t>
         <w:br/>
-        <w:t>The last two years have seen the rise of a more melodic, multitextured subgenre called intelligent or ambient jungle, which retains the roiling rhythms but adds a soothing overlay of mellow instrumentation -- atmospheric sound-washes, bittersweet jazz-fusion cadences and rapturous soul-diva cries. This jazz-tinged style of jungle is associated with the influential labels Moving Shadow and Reinforced and with artists like Omni Trio, Foul Play, 4 Hero and Alex Reece. Some of these "art-core" junglists have already released full-length albums.</w:t>
+        <w:t>"I have great mood swings," Mr. Hill conceded. "I wake up a lot at 4 in the morning with a lot on my mind."</w:t>
         <w:br/>
-        <w:t xml:space="preserve"> OTHER JUNGLISTS, OFTEN younger or from inner-city as opposed to suburban backgrounds, are determined to preserve jungle's menacing minimalism.  This ghettocentric stance is associated with labels like Suburban Base, Ganja, Kemet and with artists like DJ Hype, Amazon 11 and Asend. In some ways, though, the most interesting jungle artists -- Dillinja, Roni Size and Droppin' Science -- have a foot in both camps, combining dangerous beats and eerie textures.</w:t>
+        <w:t>He should have a lot on his mind. It is up to Mr. Hill to make good on Mr. Murdoch's billion-dollar-plus gamble, one the biggest bets in the recent history of television. For Mr. Hill, as for the on-the-field quarterbacks like Troy Aikman and Randall Cunningham, the real season begins today. The network starts at noon with its one-hour "Fox N.F.L. Sunday" pregame studio show, then six games including the Super Bowl champion Dallas Cowboys playing the Pittsburgh Steelers.</w:t>
         <w:br/>
-        <w:t>As well as being a genre of music, jungle is also a subculture. Insiders call it "a way of life," although mostly that life consists of music and drugs. That phrase refers more to the scene's sense of itself as a tribe apart, which dates to 1992, when hard core suffered a media backlash. Dance pundits and club hipsters lambasted break-beat-based techno as a bastardization of the form. Ostracized, hard-core ravers created their own infrastructure of clubs, independent labels, record stores and, above all, pirate radio stations. Later, as hard core evolved into jungle, it acquired the reputation of being a scene that was both criminal-minded and nihilistic. This outlaw quality persists in jungle tracks in the form of bad-boy chants and baleful sound bites from movies like "Goodfellas." In some ways, the tougher strain of jungle is Britain's answer to gangster rap.</w:t>
+        <w:t>For Fox, there is far more at stake than simply success or failure in football. It is a big step into the mass-market mainstream for the seven-year-old Fox Television Network, which has attracted youthful audiences with programs like "The Simpsons" and "Melrose Place."</w:t>
         <w:br/>
-        <w:t>In the three years of its existence, jungle has followed a peculiar trajectory. It began its career as pop music with hard-core acts like the Prodigy, SL2 and Urban Shakedown regularly hitting the Top 20 in England.  Then it devolved into a tightknit underground centered largely on London. In the last year it has re-emerged as a self-consciously experimental avant-garde beloved by hipsters around the world.</w:t>
+        <w:t>Featuring big-name N.F.C. teams from major metropolitan markets -- the Dallas Cowboys, New York Giants, San Francisco 49ers, Washington Redskins, Chicago Bears and others -- will attract new viewers to Fox, well beyond fans of Bart Simpson and Heather Locklear.</w:t>
         <w:br/>
-        <w:t>And that includes North America. In many cities where there is a substantial rave community, jungle already exists as a scene within a scene. The most sizable jungle factions are Toronto and Chicago. In New York, there's a smaller but equally passionate scene based around the clubs Konkrete Jungle (Mondays at Wetlands, 161 Hudson Street) and the Egg (Tuesdays at the Cooler, 416 W. 14th Street). Records reach American junglists as pricey imports or as domestic releases via labels like Moonshine and Sm:)e. As well as releasing compilations, Moonshine distributes records by Suburban Base, while Sm:)e has released full-length albums by the Moving Shadow artists Omni Trio and 2 Bad Mice.</w:t>
+        <w:t>Football is a crucial part of the audience-building drive at Fox, but there are others. After Fox outbid CBS for television rights to the N.F.C. -- NBC has the rights to the N.F.L.'s American Football Conference games, while ABC has Monday night games -- Mr. Murdoch invested $500 million for 20 percent of New World Communications. That deal will permit Fox to switch from weaker UHF stations in 12 cities to stronger VHF stations, including markets where it now has football rights like Detroit, Dallas and Atlanta. Eight of the 12 new stations Fox is picking up were CBS affiliates.</w:t>
         <w:br/>
-        <w:t>Can jungle grow beyond the American rave audience? The most obvious possibilities reside in the hip-hop scene. This year, the gangster rapper Scarface had two of his singles mixed jungle-style by the art-core producers Metalheadz and 4 Hero. The main obstacle is that jungle's 150 beats per minute is so much faster than the languid, down-tempo grooves of contemporary hip-hop. If it does catch on, it'll probably be through the more dancehall-influenced strain of jungle, since its boastful chants are close to rap's egomania.</w:t>
+        <w:t>Football, then, is a means to Mr. Murdoch's larger agenda at Fox -- enhancing its brand recognition, increasing the value of Fox stations and broadening the network's reach to the nearly 100 percent of American TV households touched by ABC, CBS and NBC. Today, Fox is available in 98.6 percent of all television households. Pro football should do a lot to bridge Fox's fourth-network credibility gap.</w:t>
+        <w:br/>
+        <w:t>It is only as a long-term investment to build the Fox franchise that the $1.58 billion Mr. Murdoch is paying for football television rights makes sense. He is, after all, spending 49 percent more than CBS paid for the previous four years. When the rights charges of $395 million a year are added to the operating costs for football programming, estimated at $100 million to $150 million annually, nobody expects Fox to make a profit on its four-year deal.</w:t>
+        <w:br/>
+        <w:t>Mr. Murdoch seems to regard questions about the pricetag as quibbling. "Did we overpay?" he asked rhetorically. "Of course we did."</w:t>
+        <w:br/>
+        <w:t>Fox Sports will be the most scrutinized sports start-up ever. ESPN, the last major TV sports kickoff, began in 1979 with a slow-pitch softball game. But Mr. Murdoch doesn't believe in half measures. "We needed something people would come looking for," said Mr. Murdoch, who is now eyeing the 2000 Summer Olympics in Sydney, Australia, and baseball. "We could have started with minor sports, but no one would have paid notice."</w:t>
+        <w:br/>
+        <w:t>The established networks all built up their sports divisions gradually. When football began on CBS in 1956, the network paid teams separate fees, and there was no complete N.F.L. network package. William MacPhail, a former vice president of CBS Sports, recalls paying the Green Bay Packers $31,000 one year. In 1962, CBS struck its first network deal with the N.F.L. for $4.7 million.</w:t>
+        <w:br/>
+        <w:t>The times, and the stakes, have certainly changed. Even if Mr. Murdoch's move into pro football is less about profit than a patient bet to build Fox, the goal is still to attract audiences and limit the losses. Analysts expect Fox Sports to lose hundreds of millions of dollars over the next four years as advertising is unable to keep up with costs, because Mr. Murdoch paid the N.F.L. so much for the rights. Still, the financial difference between success and failure could be sizable, and a real worry for the shareholders of the News Corporation, Fox's parent company, if things go poorly.</w:t>
+        <w:br/>
+        <w:t>"For a company like Fox to try to create a brand, using clearly definable programming like the N.F.L. makes great strategic sense," said Christopher Dixon, an analyst for Paine Webber. "The question is at what cost. The jury will be out on that question until the end of the season."</w:t>
+        <w:br/>
+        <w:t>Mr. Hill is the man in charge of managing this enormous financial bet. At first glance, he seems an unnerving choice. "I'm a financial illiterate," he cheerfully confesses, while eating an onion and cheese sandwich in his office.</w:t>
+        <w:br/>
+        <w:t>His manner and personality bear little resemblance to the serious, deal-making executives who tend to head the sports divisions of other networks. On airplane trips, he plays the Tetris video game on his Nintendo Game Boy. He licks a male publicist on an earlobe to reward a suggestion. A man of eclectic interests, he is learning Yiddish expressions. So he has taken to scribbling newly learned Yiddish words on the back of his appointment book: "nebbish," "schmear" and "mensch."</w:t>
+        <w:br/>
+        <w:t>Mr. Hill's notion of a business night out in Chicago recently was to take his staff to a blues bar, where he gushed over legendary guitarist Buddy Guy, who owns the place. A devoted surfer, Mr. Hill loves Bruce Brown's 1966 cult documentary about surfers, "The Endless Summer," and he attended the premiere of its sequel this year. His daughter Anne's birth announcement in June was accompanied by a quotation from Martin Farquhar Tupper, a 19th century English writer.</w:t>
+        <w:br/>
+        <w:t>Mr. Hill's philosophy for success in sports programming is simple: be generous in signing up name-brand talent and make sure the production is slick and cutting-edge. Audience ratings and revenues, he figures, will follow. "As much a business dyslexic as I am, I know that," he said.</w:t>
+        <w:br/>
+        <w:t>He has spared little expense in hiring well-known football commentators and personalities. Fox is paying John Madden, football's manic Rabelaisian wit, a total of $30 million for four years, making him the highest paid man, on the field or behind a microphone, in the sport. Pat Summerall, Mr. Madden's longtime partner at CBS, will get $1.5 million a year. Terry Bradshaw, the former star quarterback for the Pittsburgh Steelers, will collect $1.75 million annually from Fox. A sportscasting newcomer, Jimmy Johnson, who left as coach of the Cowboys last year, after winning two Super Bowls, has been signed up for $600,000 a year.</w:t>
+        <w:br/>
+        <w:t>BESIDES high-priced on-the-air talent, Fox is banking on the sports programming instincts of Mr. Hill. First in Australia, and later for Mr. Murdoch's Sky Television in Britain, Mr. Hill adapted the tools of American sports TV by using more cameras in more locations, instant replays, enhanced graphics and flashier analyst commentary. For coverage of the America's Cup yacht races in 1987 in Australia -- "little triangles on blue water," he calls it -- he put tiny cameras aboard yachts for close-up coverage.</w:t>
+        <w:br/>
+        <w:t>"I saw a guy who cared absolutely nothing about boating bring that event alive," said Geoff Mason, the former executive producer of ABC Sports.</w:t>
+        <w:br/>
+        <w:t>In 1988, Mr. Murdoch hired Mr. Hill away from the rival Nine Network, owned by another Australian entrepreneur, Kerry Packer. "The Nine Network was always our competition, and Hill was a legendary figure in Sydney," Mr. Murdoch recalled. The Hill reputation was based largely on using American sports programming techniques to alter the look and quicken the pace of soccer, cricket, yachting and auto racing.</w:t>
+        <w:br/>
+        <w:t>MR. MURDOCH liked Mr. Hill's work in Australia so much that he soon gave Mr. Hill two sports start-ups in Europe to direct: Eurosport, a pan-European cable sports service, much like ESPN, which Mr. Murdoch eventually sold, and Sky Sports, a fast-growing British network for satellite dish owners.</w:t>
+        <w:br/>
+        <w:t>What Mr. Hill did to cricket programming, first in Australia, and then in Britain, is typical of his approach. The sport of flat bats, white pullover sweaters and tea breaks is decidedly slow-moving -- so much so that cricket's detractors say that you can gain weight while playing the sport. Mr. Hill abhors boredom, and he was committed to accelerating the pace of cricket, at least for television viewers. A smile comes over Mr. Hill's ruddy face, topped by bushy white curls, when he describes the changes he made and the mixed reaction to his innovations in presenting the tradition-steeped sport.</w:t>
+        <w:br/>
+        <w:t>With a black marker, Mr. Hill sketches a circular cricket field with two triangles on top to depict the conventional locations of television cameras, behind the batsmen (hitter) and facing the bowler (pitcher).</w:t>
+        <w:br/>
+        <w:t>"Cricket was always covered from one end, so the bowler bowls from one end, and all you'd see is the batsman's butt," Mr. Hill recalled. "That was stupid, so we put cameras at the other end as well . . . This was regarded as the end of civilization."</w:t>
+        <w:br/>
+        <w:t>Then came the duck. Mr. Hill ordained that an animated duck waddle across the TV screen when a batsman whiffed to illustrate the term, "out for a duck." The first time he used the duck animation, Mr. Hill did not give any advance warning to the commentator, who had once captained the Australian national team. When he saw it, the ex-cricket star, with voice shaking, said, "It's obvious David Hill never played cricket!"</w:t>
+        <w:br/>
+        <w:t>And Ian Woolridge, sports columnist for The Daily Mail of London, said, "Bloody ducks ruined cricket for me. Hilly is totally, absolutely mad. Bonkers -- with a 10-dimensional mind."</w:t>
+        <w:br/>
+        <w:t>Paul Fox, a columnist for The Daily Telegraph of London, observed, "Hill changed cricket beyond all recognition."</w:t>
+        <w:br/>
+        <w:t>WHEN Sky Sports acquired Premier League English soccer, Mr. Hill dubbed the weekly presentation "Monday Night Football" as homage to the long-running ABC series created by his idol, Roone Arledge, the sports-programming impresario who started ABC's long-running weekly football game broadcast.</w:t>
+        <w:br/>
+        <w:t>But does Mr. Hill know American football? Mr. Hill pondered the question one June evening in the backyard of a rented Brentwood house he shares with his third wife, Joan, and their infant daughter, Anne.</w:t>
+        <w:br/>
+        <w:t>"How much do I know about football?" he asked aloud.</w:t>
+        <w:br/>
+        <w:t>"He doesn't know much," said Barry Frank, Madden's agent. "I'm not sure if he'll know if some of the people he's hired are good or not."</w:t>
+        <w:br/>
+        <w:t>"He's absorbed the visceral element," said Tim Green, a neophyte Fox analyst. "Now he's working his way outward on the technical aspects."</w:t>
+        <w:br/>
+        <w:t>Mr. Hill's football I.Q. is good, not great. He knows big names, big plays. He loves the hitting, the sounds, the drama, the quick turnarounds in fortune. He knows Emmitt Smith, the Dallas Cowboys running back, from Emmett Kelly, the famed sad-faced circus clown.</w:t>
+        <w:br/>
+        <w:t>Yet Mr. Hill, colleagues say, favors a wide open and loose management style, so Fox Sports is not depending on his grasp of American football minutiae. Although he is a protean chatterer -- a "human filibuster," his friend, film director Peter Faiman, says -- he listens well, and gives his executives extensive free reign.</w:t>
+        <w:br/>
+        <w:t>THE lavish start-up means satisfying the wish lists of defectors from other networks. Sandy Grossman, Mr. Madden's CBS director, will present Fox games with 12 cameras, four more than he had at CBS.</w:t>
+        <w:br/>
+        <w:t>Mr. Hill's core group has worked merciless hours, and many are smoking so much it seems that Marlboro has bought a sponsorship at Fox Sports. Rick Dovey, Mr. Hill's chief of staff at Sky Sports, said that pace is nothing new: "It was easy to work for Hill as long as you wanted to work 100 hours a week. He doesn't organize well but picks people to put his vision into effect."</w:t>
+        <w:br/>
+        <w:t>Most importantly, Mr. Hill has satisfied Mr. Madden, a 21st-round draft choice of the Philadelphia Eagles in 1958, who is now the highest paid man -- the Cowboys' quarterback Troy Aikman is next, averaging $6.25 million a year -- in all of football. Mr. Madden refused Capital Cities/ABC and General Electric's NBC, whose offer included a G.E. train to travel to games.</w:t>
+        <w:br/>
+        <w:t>MR. MADDEN is the totem for Fox Sports. He's in the most promotional spots. He was host of one of Fox's pre-season specials. He adorned the cover of TV Guide. He will call virtually every important game, including the 1997 Super Bowl. He is a happy man, for aside from his hardware, shoe, video game and athlete's foot spray endorsements, Mr. Madden is consumed by football. So, for now, is Fox.</w:t>
+        <w:br/>
+        <w:t>"They'll listen to anything," Mr. Madden said. "At CBS, we'd do some of my ideas and not others. Anything I've thought we ought to do at CBS, we'll do at Fox. It's selfish, but Fox Sports is only football."</w:t>
+        <w:br/>
+        <w:t>If Fox's game telecasts match the quality attained by Madden &amp; Company at CBS, Mr. Hill will be satisfied. That will be a big challenge given the intricate choreography required of American football programming with its constant replays, instant on-screen diagrams of plays and cutting from one camera to another. And behind Fox Sports's big-name stars are a corps of low-priced, mainly young announcers who have called few if any football games.</w:t>
+        <w:br/>
+        <w:t>Besides the additional on-field cameras, Fox Sports is changing the weekly pregame schedule with an hour-long studio show, compared with CBS's 30-minute program, "The N.F.L. Today."</w:t>
+        <w:br/>
+        <w:t>Fox, by all accounts, faces a huge challenge in trying to attract a football audience as large as CBS had, given the smaller network's more limited reach. But Mr. Hill's staff is not conceding any losses yet. "Say we get 90 percent of the CBS football audience," said Tracy Dolgin, executive vice president of marketing. "I have to get 10 percent percent back. If I don't, I'll hold a gun to my head -- after I'm fired."</w:t>
+        <w:br/>
+        <w:t>Still, the top Fox executives are more concerned with using football to build the network's franchise than with this season's audience ratings. "We'll build our coverage, strengthen our affiliates and increase revenues year after year," said Chase Carey, the chairman of Fox Television. "No question that after four years, the N.F.C. deal will be materially profitable for us."</w:t>
+        <w:br/>
+        <w:t>Mr. Hill obviously hopes so. But he also has to worry week to week. Before the kickoff today, he seemed to be suffering from some preseason jitters, his moods swinging between confidence and anxiety.</w:t>
+        <w:br/>
+        <w:t>In a self-assured moment, he said, "In reality, this isn't so hard. If you never think you can fail, you probably won't."</w:t>
+        <w:br/>
+        <w:t>Yet later, Mr. Hill ruefully joked, "What's that the captain of the Titantic said? 'How's it going? Fine!' "</w:t>
+        <w:br/>
+        <w:t xml:space="preserve"> </w:t>
+        <w:br/>
+        <w:t>David Hill</w:t>
+        <w:br/>
+        <w:t xml:space="preserve"> </w:t>
+        <w:br/>
+        <w:t>Current position: President of Fox Sports.</w:t>
+        <w:br/>
+        <w:t xml:space="preserve"> </w:t>
+        <w:br/>
+        <w:t>Born: May 21, 1946; Newcastle, Australia.</w:t>
+        <w:br/>
+        <w:t xml:space="preserve"> </w:t>
+        <w:br/>
+        <w:t>Education: Normanhurst High School; Sydney, Australia.</w:t>
+        <w:br/>
+        <w:t xml:space="preserve"> </w:t>
+        <w:br/>
+        <w:t>Family: Wife, Joan, and daughter, Anne, two months old. Two children from a previous marriage: Jane, 17; and Julian, 14.</w:t>
+        <w:br/>
+        <w:t xml:space="preserve"> </w:t>
+        <w:br/>
+        <w:t>Business idol: Roone Arledge, ABC sports producer of "Monday Night Football."</w:t>
+        <w:br/>
+        <w:t xml:space="preserve"> </w:t>
+        <w:br/>
+        <w:t>Car: Ford Explorer.</w:t>
+        <w:br/>
+        <w:t xml:space="preserve"> </w:t>
+        <w:br/>
+        <w:t>Last Book Read: "The Great Train Robbery," by Michael Crichton.</w:t>
         <w:br/>
         <w:br/>
         <w:t>Graphic</w:t>
@@ -81,7 +191,7 @@
         <w:br/>
         <w:t xml:space="preserve"> </w:t>
         <w:br/>
-        <w:t>Photo: New York's small but passionate jungle scene comes to life on Monday nights at Konkrete Jungle at Wetlands in Manhattan. (David Corio for The New York Times)</w:t>
+        <w:t>Photos: Terry Bradshaw: The ex-quarterback gets $1.7 million. (Fox); John Madden and Pat Summerall: The big names from CBS. (Aaron Rapaport/Fox); David Hill: The Australian impresario of Fox Sports. (David Strick/Onyx for The New York Times); Jimmy Johnson: A football personality but a TV newcomer. (Barton Silverman/The New York Times)(pg. 6); David Hill, left, discusses the game plan for Fox Sports with Rupert Murdoch in Los Angeles. (David Strick/Onyx for The New York Times)(pg. 1)</w:t>
       </w:r>
     </w:p>
     <w:sectPr>

--- a/example_articles/countries/Australia/3.countries_Australia_New_York_Times.docx
+++ b/example_articles/countries/Australia/3.countries_Australia_New_York_Times.docx
@@ -7,7 +7,7 @@
         <w:pStyle w:val="Heading1"/>
       </w:pPr>
       <w:r>
-        <w:t>The Man Carrying the Ball for Murdoch</w:t>
+        <w:t>Australia Goes Asian</w:t>
       </w:r>
     </w:p>
     <w:p>
@@ -17,17 +17,17 @@
     </w:p>
     <w:p>
       <w:r>
-        <w:t>Date: 1994-09-04</w:t>
+        <w:t>Date: 1988-12-04</w:t>
       </w:r>
     </w:p>
     <w:p>
       <w:r>
-        <w:t>Section: Section 3; ; Section 3;  Page 1;  Column 2;  Financial Desk ; Column 2;</w:t>
+        <w:t>Section: Section 6; Page 46, Column 1; Magazine Desk</w:t>
       </w:r>
     </w:p>
     <w:p>
       <w:r>
-        <w:t>Source file: NYT/54.DOCX</w:t>
+        <w:t>Source file: NYT/55.DOCX</w:t>
       </w:r>
     </w:p>
     <w:p>
@@ -49,141 +49,135 @@
     </w:p>
     <w:p>
       <w:r>
-        <w:t>"HILL here," David Hill answered the telephone in his crackling working-class Australian accent. It was the Saturday morning after Fox Television made its first test run as a broadcaster of professional football, a preseason National Football League game in San Francisco last month.</w:t>
+        <w:t>OUR NEIGHBORHOOD garage is running a special on tires. Nothing unusual about that. Next week, perhaps, it will be batteries. What is unusual is that the sale signs are in Japanese.</w:t>
         <w:br/>
-        <w:t>In his Hollywood office, Mr. Hill, the president of Fox Sports, was recovering from the effort and ruminating over the performance.</w:t>
+        <w:t>''Why not?'' says our friendly pump attendant, grinning. ''Japanese are the only ones 'round here with any money.''</w:t>
         <w:br/>
-        <w:t>"I'm exhausted," he said. "No one breathed for the first 20 minutes. Couldn't relax until the end credits ran. But we overcame any vestige of doubt that Fox could do football."</w:t>
+        <w:t>He looks approvingly at our imported Japanese car. ''There's so many of them 'round this suburb we don't call it Killarney Heights'' - the name dreamed up by Irish-Australian developers 20 years ago -''we call it Hiroshima Heights.''</w:t>
         <w:br/>
-        <w:t>An official for a rival network called to say the game's rating was disappointing, that the baseball strike and Fox's months of tireless promotion should have caused a stampede to the fledgling network.</w:t>
+        <w:t>The next car in line hoots impatiently. ''Chinese,'' says the attendant with a shrug. ''But they got money, too.'' He winks knowingly. ''You folks are from Hong Kong, I hear.'' Real-estate agents heard it loud and clear when my wife and I ended two decades of expatriate existence in the booming British colony and immigrated to Australia three years ago. Within the Sydney house-trading fraternity, Hong Kong is synonymous with money. Before we were shown our present home, its street number was changed from ''4'' to ''2A.'' Southern Chinese regard the number four as extremely unlucky; in Cantonese, ''four'' sounds like the word for ''death.'' On seeing we weren't Chinese, the agent asked whether we would like the number changed back, but we cautiously declined.</w:t>
         <w:br/>
-        <w:t>"Hell, it was awesome!" Mr. Hill shouts. "First time out? Fox had never done football before? Awesome!"</w:t>
+        <w:t>An upper-middle-income development, Killarney Heights lies conveniently close to the Japanese International School and a handful of prime golf courses. The ranch-style houses are fairly close together and sometimes surrounded by a wall, rather like a Beijing hutung, with an inner courtyard.</w:t>
         <w:br/>
-        <w:t>Ever since Rupert Murdoch bid a breathtaking $1.58 billion last December for the television rights to the National Football Conference for the next four years, Mr. Hill has been scrambling to build a sports broadcasting division from scratch. The eccentric, 48-year-old Australian is an unqualified cheerleader for the start-up, usually brimming with bravado. But Mr. Hill has his moments of doubt. He has been spotted in his office, his head in his hands, and muttering, "I'm bleeping scared."</w:t>
+        <w:t>The Chinese ''like this sort of suburb,'' says Richard Corbett, director of a Sydney real-estate firm with an office in Hong Kong. ''They seem to react against the noise of Hong Kong by searching for something tranquil.''</w:t>
         <w:br/>
-        <w:t>"I have great mood swings," Mr. Hill conceded. "I wake up a lot at 4 in the morning with a lot on my mind."</w:t>
+        <w:t>Top real-estate agents sensitive to Chinese custom offer the services of feng shui experts. Armed with a small compass surrounded by mystic symbols, these men pronounce judgment on a property's location in accordance with geomantic belief. A site with a hill behind and water out front is considered particularly auspicious. No power pole should stand directly outside a house, because that might divide the family.</w:t>
         <w:br/>
-        <w:t>He should have a lot on his mind. It is up to Mr. Hill to make good on Mr. Murdoch's billion-dollar-plus gamble, one the biggest bets in the recent history of television. For Mr. Hill, as for the on-the-field quarterbacks like Troy Aikman and Randall Cunningham, the real season begins today. The network starts at noon with its one-hour "Fox N.F.L. Sunday" pregame studio show, then six games including the Super Bowl champion Dallas Cowboys playing the Pittsburgh Steelers.</w:t>
+        <w:t>This time last year, so many Asians were roaming the choicer parts of Sydney and snapping up homes that the Government, worried about soaring property values, slapped a ban (which is still effective) on house sales to nonresidents at or above the million Australian-dollar mark, roughly equivalent to $800,000 in United States currency.</w:t>
         <w:br/>
-        <w:t>For Fox, there is far more at stake than simply success or failure in football. It is a big step into the mass-market mainstream for the seven-year-old Fox Television Network, which has attracted youthful audiences with programs like "The Simpsons" and "Melrose Place."</w:t>
+        <w:t>''Would you pay that kind of money?'' I asked a Japanese journalist.</w:t>
         <w:br/>
-        <w:t>Featuring big-name N.F.C. teams from major metropolitan markets -- the Dallas Cowboys, New York Giants, San Francisco 49ers, Washington Redskins, Chicago Bears and others -- will attract new viewers to Fox, well beyond fans of Bart Simpson and Heather Locklear.</w:t>
+        <w:t>''No sweat,'' he replied. ''A million Australian wouldn't buy me a brick chicken house in Tokyo. Matter of fact,'' he grew confidential, ''I've just paid twice that, cash, for a place in - ,'' naming an exclusive harbor-front suburb.</w:t>
         <w:br/>
-        <w:t>Football is a crucial part of the audience-building drive at Fox, but there are others. After Fox outbid CBS for television rights to the N.F.C. -- NBC has the rights to the N.F.L.'s American Football Conference games, while ABC has Monday night games -- Mr. Murdoch invested $500 million for 20 percent of New World Communications. That deal will permit Fox to switch from weaker UHF stations in 12 cities to stronger VHF stations, including markets where it now has football rights like Detroit, Dallas and Atlanta. Eight of the 12 new stations Fox is picking up were CBS affiliates.</w:t>
+        <w:t>Almost outbidding the Japanese are the ''yacht people'' - the affluent Hong Kong Chinese busily bailing out of the British colony ahead of the Communist takeover in 1997. During 1986-87, they brought Australia nearly $2 billion (figures are in United States dollars) in badly needed foreign exchange.</w:t>
         <w:br/>
-        <w:t>Football, then, is a means to Mr. Murdoch's larger agenda at Fox -- enhancing its brand recognition, increasing the value of Fox stations and broadening the network's reach to the nearly 100 percent of American TV households touched by ABC, CBS and NBC. Today, Fox is available in 98.6 percent of all television households. Pro football should do a lot to bridge Fox's fourth-network credibility gap.</w:t>
+        <w:t>Although Asians at present represent only 2.4 percent of the 16 million inhabitants of Australia, their economic and cultural influence far outweighs their numbers. Scores of Asian-owned businesses - from automobile plants to supermarkets and software companies -have come on stream during the last 10 years. Several decaying industrial suburbs have received the kiss of life from Asian entrepreneurs. So innovative have they proved, and so successful, that last year the Government introduced a migration scheme aimed at persuading business people, especially Asians, to bring their money and skills to Australia.</w:t>
         <w:br/>
-        <w:t>It is only as a long-term investment to build the Fox franchise that the $1.58 billion Mr. Murdoch is paying for football television rights makes sense. He is, after all, spending 49 percent more than CBS paid for the previous four years. When the rights charges of $395 million a year are added to the operating costs for football programming, estimated at $100 million to $150 million annually, nobody expects Fox to make a profit on its four-year deal.</w:t>
+        <w:t>Priority visas have lately been given to Asians with middle-management experience. It is quite common these days to see Chinese (and, occasionally, Indians) running mainframe computers and heading departments in some of Australia's most prestigious banks and businesses.</w:t>
         <w:br/>
-        <w:t>Mr. Murdoch seems to regard questions about the pricetag as quibbling. "Did we overpay?" he asked rhetorically. "Of course we did."</w:t>
+        <w:t>Educating Asians has become an important source of national income. This year, some 25,000 Asians are paying full university fees (Australians get their college education for a nominal fee). Asian immigrants are also crowding into the professional schools -mainly law and medicine - carrying off three times more honors degrees per head than native-born Australians.</w:t>
         <w:br/>
-        <w:t>Fox Sports will be the most scrutinized sports start-up ever. ESPN, the last major TV sports kickoff, began in 1979 with a slow-pitch softball game. But Mr. Murdoch doesn't believe in half measures. "We needed something people would come looking for," said Mr. Murdoch, who is now eyeing the 2000 Summer Olympics in Sydney, Australia, and baseball. "We could have started with minor sports, but no one would have paid notice."</w:t>
+        <w:t>In the process, Asian art, music, literature and history are attracting Australian attention, and college-level enrollments in Asian studies have increased. Furthermore, a people whose cuisine was once described as ''English cooking, done badly'' now hanker after Japanese, Chinese, Vietnamese, Thai and Indian food. My favorite gardening magazine is currently teaching readers how to grow daikon radishes, lemon grass, choi sum (dwarf spinach) and abalone mushrooms.</w:t>
         <w:br/>
-        <w:t>The established networks all built up their sports divisions gradually. When football began on CBS in 1956, the network paid teams separate fees, and there was no complete N.F.L. network package. William MacPhail, a former vice president of CBS Sports, recalls paying the Green Bay Packers $31,000 one year. In 1962, CBS struck its first network deal with the N.F.L. for $4.7 million.</w:t>
+        <w:t>''EVERY DAY, IT BECOMES CLEARER TO me that Australia's future lies in Asia,'' the political analyst Greg Sheridan wrote in 1984 in The Australian, one of the country's largest daily newspapers. ''The first task for all of us,'' he continued, is ''to know much more about the nations and the peoples who are our neighbors.''</w:t>
         <w:br/>
-        <w:t>The times, and the stakes, have certainly changed. Even if Mr. Murdoch's move into pro football is less about profit than a patient bet to build Fox, the goal is still to attract audiences and limit the losses. Analysts expect Fox Sports to lose hundreds of millions of dollars over the next four years as advertising is unable to keep up with costs, because Mr. Murdoch paid the N.F.L. so much for the rights. Still, the financial difference between success and failure could be sizable, and a real worry for the shareholders of the News Corporation, Fox's parent company, if things go poorly.</w:t>
+        <w:t>Older Australians, however, find all this quite bewildering. Most were raised on a myth of white superiority dating back to the heyday of British power. When the shiploads of British convict-settlers lapped against this uncharted continent in 1788, they gave short shrift to the nomadic people who had been roaming Australia unchallenged for nigh on 40,000 years, brutally driving them off ancient hunting grounds.</w:t>
         <w:br/>
-        <w:t>"For a company like Fox to try to create a brand, using clearly definable programming like the N.F.L. makes great strategic sense," said Christopher Dixon, an analyst for Paine Webber. "The question is at what cost. The jury will be out on that question until the end of the season."</w:t>
+        <w:t>The next target was the Chinese (described by an Australian rabble-rouser as ''pig-tailed, moon-faced barbarians''), thousands of whom had been lured by the discovery of gold in southeastern Australia in 1851. Friction was inevitable, culminating in the 1861 massacre in New South Wales of hundreds of defenseless Chinese miners by white prospectors.</w:t>
         <w:br/>
-        <w:t>Mr. Hill is the man in charge of managing this enormous financial bet. At first glance, he seems an unnerving choice. "I'm a financial illiterate," he cheerfully confesses, while eating an onion and cheese sandwich in his office.</w:t>
+        <w:t>Legislation to stem the influx of Chinese was one of the first measures passed by the Aus-tralian Parliament after the national articles of federation were signed in 1901. The nonaboriginal population then was 95 percent British and 99 percent white and, for decades, preservation of racial purity remained a national obsession.</w:t>
         <w:br/>
-        <w:t>His manner and personality bear little resemblance to the serious, deal-making executives who tend to head the sports divisions of other networks. On airplane trips, he plays the Tetris video game on his Nintendo Game Boy. He licks a male publicist on an earlobe to reward a suggestion. A man of eclectic interests, he is learning Yiddish expressions. So he has taken to scribbling newly learned Yiddish words on the back of his appointment book: "nebbish," "schmear" and "mensch."</w:t>
+        <w:t>In the 1930's, the combination of immigration curbs and worldwide economic depression kept Australia dangerously underpopulated. When World War II ended, the population had scarcely topped 7.5 million. No sooner had hostilities ceased than the country's first Minister for Immigration, Arthur (Populate or Perish) Calwell, introduced a scheme of subsidized passage to Australia. More than a million Europeans arrived between 1945 and 1955. The majority came from the British Isles, although increasing numbers were drawn from central and southern Europe. Asians continued to be barred.</w:t>
         <w:br/>
-        <w:t>Mr. Hill's notion of a business night out in Chicago recently was to take his staff to a blues bar, where he gushed over legendary guitarist Buddy Guy, who owns the place. A devoted surfer, Mr. Hill loves Bruce Brown's 1966 cult documentary about surfers, "The Endless Summer," and he attended the premiere of its sequel this year. His daughter Anne's birth announcement in June was accompanied by a quotation from Martin Farquhar Tupper, a 19th century English writer.</w:t>
+        <w:t>Nonetheless, the postwar years saw a steady undermining of the country's all-white policy. The painless assimilation of so many immigrants into a booming economy helped the Government discard many of its more outrageous racial prejudices. And with the demise of the British Empire, Australians - long used to basking in Britain's reflected glory -were forced to readjust to a humbler regional role and to a more equable relationship with a revived Japan, a reviving China and a host of newly free, fast-developing countries sprouting around the Pacific rim.</w:t>
         <w:br/>
-        <w:t>Mr. Hill's philosophy for success in sports programming is simple: be generous in signing up name-brand talent and make sure the production is slick and cutting-edge. Audience ratings and revenues, he figures, will follow. "As much a business dyslexic as I am, I know that," he said.</w:t>
+        <w:t>In 1972, the Labor Party swept into power after 23 years of coalition rule by the Liberal and National Parties. It introduced the first, albeit timid, immigration quota from Asia. There was remarkably little reaction. Then, on the morning of April 27, 1976, the first Vietnamese ''boat people'' reached Australia.</w:t>
         <w:br/>
-        <w:t>He has spared little expense in hiring well-known football commentators and personalities. Fox is paying John Madden, football's manic Rabelaisian wit, a total of $30 million for four years, making him the highest paid man, on the field or behind a microphone, in the sport. Pat Summerall, Mr. Madden's longtime partner at CBS, will get $1.5 million a year. Terry Bradshaw, the former star quarterback for the Pittsburgh Steelers, will collect $1.75 million annually from Fox. A sportscasting newcomer, Jimmy Johnson, who left as coach of the Cowboys last year, after winning two Super Bowls, has been signed up for $600,000 a year.</w:t>
+        <w:t>Things have not been the same since.</w:t>
         <w:br/>
-        <w:t>BESIDES high-priced on-the-air talent, Fox is banking on the sports programming instincts of Mr. Hill. First in Australia, and later for Mr. Murdoch's Sky Television in Britain, Mr. Hill adapted the tools of American sports TV by using more cameras in more locations, instant replays, enhanced graphics and flashier analyst commentary. For coverage of the America's Cup yacht races in 1987 in Australia -- "little triangles on blue water," he calls it -- he put tiny cameras aboard yachts for close-up coverage.</w:t>
+        <w:t>FIVE YOUNG MEN aboard a 58-foot fishing cutter sailed quietly into Darwin Harbor after a 2,800-mile voyage and tied up to the nearest buoy. It was hours before they were noticed. Not until several months later - after dozens more boats had arrived and an entire freighter-full of Vietnamese prepared to sail from Saigon - did the Australians become alarmed.</w:t>
         <w:br/>
-        <w:t>"I saw a guy who cared absolutely nothing about boating bring that event alive," said Geoff Mason, the former executive producer of ABC Sports.</w:t>
+        <w:t>''The specter of Asian hordes sweeping in from the north historically frightens the daylights out of most of us,'' wrote the commentator Robert Ball at the time in The Australian.</w:t>
         <w:br/>
-        <w:t>In 1988, Mr. Murdoch hired Mr. Hill away from the rival Nine Network, owned by another Australian entrepreneur, Kerry Packer. "The Nine Network was always our competition, and Hill was a legendary figure in Sydney," Mr. Murdoch recalled. The Hill reputation was based largely on using American sports programming techniques to alter the look and quicken the pace of soccer, cricket, yachting and auto racing.</w:t>
+        <w:t>Lately, those fears have again begun to surface. Nancy Wake, the 75-year-old Australian heroine of the French Resistance, told this year's convention of Australian veterans that Asian immigration should cease. The Vietnamese who came to Australia ''are always going in shooting somebody,'' she declared. Her sharpest barbs were reserved for the Japanese: ''Don't accept money from a nasty little enemy.''</w:t>
         <w:br/>
-        <w:t>MR. MURDOCH liked Mr. Hill's work in Australia so much that he soon gave Mr. Hill two sports start-ups in Europe to direct: Eurosport, a pan-European cable sports service, much like ESPN, which Mr. Murdoch eventually sold, and Sky Sports, a fast-growing British network for satellite dish owners.</w:t>
+        <w:t>The Sydney Morning Herald columnist Buzz Kennedy spoke for many Australians when he wrote: ''I confess I am appalled at the magnitude of the takeover of Australian assets by Asian money - particularly Japanese money. . . . If that makes me a racist, then I'm sorry. I am an Australian who, along with scores of thousands of Australians, spent several uncomfortable and occasionally dangerous years trying to keep the Japanese out of this country, and I cannot but help feel disturbed to see it all happening anyway.''</w:t>
         <w:br/>
-        <w:t>What Mr. Hill did to cricket programming, first in Australia, and then in Britain, is typical of his approach. The sport of flat bats, white pullover sweaters and tea breaks is decidedly slow-moving -- so much so that cricket's detractors say that you can gain weight while playing the sport. Mr. Hill abhors boredom, and he was committed to accelerating the pace of cricket, at least for television viewers. A smile comes over Mr. Hill's ruddy face, topped by bushy white curls, when he describes the changes he made and the mixed reaction to his innovations in presenting the tradition-steeped sport.</w:t>
+        <w:t>''The fact is the Japanese are flush with cash,'' says Peter Drysdale, executive director of the Australian-Japan Research Centers in Canberra. ''Their funds underpin the securities market in Australia, much as they do in the United States.''</w:t>
         <w:br/>
-        <w:t>With a black marker, Mr. Hill sketches a circular cricket field with two triangles on top to depict the conventional locations of television cameras, behind the batsmen (hitter) and facing the bowler (pitcher).</w:t>
+        <w:t>Economic dependence on a once-despised enemy isn't easy for Australians to accept. Old-timers cannot forget how the Japanese sent their midget submarines into Sydney Harbor, bombed the northernmost port of Darwin and appeared poised to mount a full-scale invasion. Consider the latest reaction at Surfers Paradise, a tawdry holiday resort on the central Queensland coast. Earlier this year, 1,300 residents gathered ostensibly to oppose all further foreign purchases of Queensland real estate. But throughout that humid, highly charged evening, speaker after speaker made it plain that the only foreigners they were there to oppose were the Japanese.</w:t>
         <w:br/>
-        <w:t>"Cricket was always covered from one end, so the bowler bowls from one end, and all you'd see is the batsman's butt," Mr. Hill recalled. "That was stupid, so we put cameras at the other end as well . . . This was regarded as the end of civilization."</w:t>
+        <w:t>The trouble began in 1978, when a Japanese tycoon, Yohachiro Iwasaki, was granted permission to develop an $80 million tourist resort at Yeppoon, a prime site on northeast Australia's most attractive vacationland, the so-called Gold Coast. It was the first significant Japanese investment in the Australian tourist industry - equivalent, in antipodean terms, to assigning Club Med a stretch of Florida's choice Palm Beach coastline.</w:t>
         <w:br/>
-        <w:t>Then came the duck. Mr. Hill ordained that an animated duck waddle across the TV screen when a batsman whiffed to illustrate the term, "out for a duck." The first time he used the duck animation, Mr. Hill did not give any advance warning to the commentator, who had once captained the Australian national team. When he saw it, the ex-cricket star, with voice shaking, said, "It's obvious David Hill never played cricket!"</w:t>
+        <w:t>The conservative state government of Queensland shrugged off nationalistic and environmental protests on the grounds that this kind of development was vital, no matter who put up the money. Homeowners, however, who hear about wholesale suburban sell-offs are understandably afraid of becoming ''tenants in their own country.''</w:t>
         <w:br/>
-        <w:t>And Ian Woolridge, sports columnist for The Daily Mail of London, said, "Bloody ducks ruined cricket for me. Hilly is totally, absolutely mad. Bonkers -- with a 10-dimensional mind."</w:t>
+        <w:t>Unemployment in Queensland is the highest in the country, and tourism and foreign investments would have been welcome antidotes. But the persistent public clamor persuaded the Federal Government, way off in Canberra, to invoke foreign-investment controls and block the tycoon's further acquisitions. Three years later, one of the Iwasaki buildings was blown up.</w:t>
         <w:br/>
-        <w:t>Paul Fox, a columnist for The Daily Telegraph of London, observed, "Hill changed cricket beyond all recognition."</w:t>
+        <w:t>The cause of the explosion was never determined, and Iwasaki decided to stay on. In fact, Japanese investments continued unabated. A Lloyds Bank economic report shows that by the end of 1987, the Japanese had taken over 70 percent of the prime resort development in Queensland. Thus far, $800 million has been invested in projects already under way and a further $1.28 billion has been earmarked for future development.</w:t>
         <w:br/>
-        <w:t>WHEN Sky Sports acquired Premier League English soccer, Mr. Hill dubbed the weekly presentation "Monday Night Football" as homage to the long-running ABC series created by his idol, Roone Arledge, the sports-programming impresario who started ABC's long-running weekly football game broadcast.</w:t>
+        <w:t>At the same time, the E.I.E. Development Company of Japan, a leading electronics manufacturer that is diversifying into teaching aids and foreign real estate, has pledged a part-share in Australia's first privately funded institution of higher learning, the Bond University, in Queensland, named after the beer baron and yachtsman Alan Bond.</w:t>
         <w:br/>
-        <w:t>But does Mr. Hill know American football? Mr. Hill pondered the question one June evening in the backyard of a rented Brentwood house he shares with his third wife, Joan, and their infant daughter, Anne.</w:t>
+        <w:t>Peter White, a Member of Parliament from Queensland, fears public protests are getting out of hand and could well drive the Japanese away. The protests, he says, are ''becoming characterized by hysteria, intolerance and bias against the Japanese''; he points out that Australian tourism, among other aspects of Australian economic life, is heavily reliant on the Japanese. By the end of the decade, officials estimate, the number of tourists from Japan, now at more than 200,000 a year, is expected to double.</w:t>
         <w:br/>
-        <w:t>"How much do I know about football?" he asked aloud.</w:t>
+        <w:t>Unless, of course, the antipathy so obvious in Queensland scares them off. The Sydney correspondent of Yomiuri Shimbun, Japan's biggest-selling newspaper, is already advising Japanese tourists that ''not everyone is a typical cheerful Aussie.''</w:t>
         <w:br/>
-        <w:t>"He doesn't know much," said Barry Frank, Madden's agent. "I'm not sure if he'll know if some of the people he's hired are good or not."</w:t>
+        <w:t>The warning is getting across. Daikyo, a Japanese development giant, is threatening to scrap two multimillion-dollar projects in Queensland. According to John Kenny, Daikyo's general manager in Australia, ''There are a number of potential foreign investors who are now sitting back and waiting. What people have to realize,'' he is quoted as saying in The Australian Financial Review, ''is that all we're doing is providing infrastructure which Australians . . . do not [themselves] take the risks to provide.''</w:t>
         <w:br/>
-        <w:t>"He's absorbed the visceral element," said Tim Green, a neophyte Fox analyst. "Now he's working his way outward on the technical aspects."</w:t>
+        <w:t>According to Paul Ivory, a lecturer at Griffiths University, the Australians have only themselves to blame. A soaring foreign trade deficit leaves Australia far too dependent on borrowing abroad. The country's big money-makers are chiefly agricultural products and mining, but three years ago commodity prices faltered, the currency sagged and the national debt more than doubled.</w:t>
         <w:br/>
-        <w:t>Mr. Hill's football I.Q. is good, not great. He knows big names, big plays. He loves the hitting, the sounds, the drama, the quick turnarounds in fortune. He knows Emmitt Smith, the Dallas Cowboys running back, from Emmett Kelly, the famed sad-faced circus clown.</w:t>
+        <w:t>The Japanese are Australia's biggest source of foreign funds. The total value of their direct investments, including equities, is above the $17 billion mark. Federal Treasurer Paul Keating was recently in Tokyo asking for more.</w:t>
         <w:br/>
-        <w:t>Yet Mr. Hill, colleagues say, favors a wide open and loose management style, so Fox Sports is not depending on his grasp of American football minutiae. Although he is a protean chatterer -- a "human filibuster," his friend, film director Peter Faiman, says -- he listens well, and gives his executives extensive free reign.</w:t>
+        <w:t>SPLUTTERINGS OF racial protest since the abolition of the white-Australia policy have been partly smothered by what is known as ''multiculturalism.'' The Government believes that all ethnic communities should be encouraged to make their separate contribution to the national culture, while critics of multiculturalism charge this tends to accentuate the separateness of the ethnic groups.</w:t>
         <w:br/>
-        <w:t>THE lavish start-up means satisfying the wish lists of defectors from other networks. Sandy Grossman, Mr. Madden's CBS director, will present Fox games with 12 cameras, four more than he had at CBS.</w:t>
+        <w:t>Politicians have found the highly controversial policy an effective, if costly, vote-catcher. Australians are saddled with Federal elections every three years. Since little differentiates the present ruling party and the opposition (the Liberal-National coalition), the elections have increasingly boiled down to two similar groups wildly bidding for the support of the electorate. The so-called ethnic vote has at times proved crucial. The task of harvesting it has passed to a Government bureaucracy -the Department of Immigration, Local Government and Ethnic Affairs - that dispenses largesse to a myriad of special-interest groups in key constituencies.</w:t>
         <w:br/>
-        <w:t>Mr. Hill's core group has worked merciless hours, and many are smoking so much it seems that Marlboro has bought a sponsorship at Fox Sports. Rick Dovey, Mr. Hill's chief of staff at Sky Sports, said that pace is nothing new: "It was easy to work for Hill as long as you wanted to work 100 hours a week. He doesn't organize well but picks people to put his vision into effect."</w:t>
+        <w:t>With a staff of 2,000, this department has a budget of about $77 million. It spends an extra $37 million annually on teaching immigrants the English language. There is, as well, a state-operated ethnic television channel that shows mainly foreign-language films; this alone costs taxpayers more than $30 million a year. Another $5 million goes to some 200 ethnic organizations, from social clubs to choirs.</w:t>
         <w:br/>
-        <w:t>Most importantly, Mr. Hill has satisfied Mr. Madden, a 21st-round draft choice of the Philadelphia Eagles in 1958, who is now the highest paid man -- the Cowboys' quarterback Troy Aikman is next, averaging $6.25 million a year -- in all of football. Mr. Madden refused Capital Cities/ABC and General Electric's NBC, whose offer included a G.E. train to travel to games.</w:t>
+        <w:t>Enter Stephen FitzGerald, academic turned entrepreneur, a noted Sinophile who headed Australia's first Embassy to the People's Republic of China (1973-76). For a year, a six-member commission, of which he was the chairman, had delved into the country's immigration policies. But its recently published conclusions have shaken the Labor Government - which set up the commission in the first place -prompting abortive attempts to coerce the commission into a more palatable rewrite.</w:t>
         <w:br/>
-        <w:t>MR. MADDEN is the totem for Fox Sports. He's in the most promotional spots. He was host of one of Fox's pre-season specials. He adorned the cover of TV Guide. He will call virtually every important game, including the 1997 Super Bowl. He is a happy man, for aside from his hardware, shoe, video game and athlete's foot spray endorsements, Mr. Madden is consumed by football. So, for now, is Fox.</w:t>
+        <w:t>In the report, FitzGerald declares that multiculturalism has failed because ''it is generally seen as a divisive rather than a unifying influence on Australian society.'' It is his belief that a real gap exists between the ''very vocal'' leaders of the bureaucracy handling ethnic matters and the vast majority of immigrants. Far from fighting to preserve their cultural identity, the ethnic rank and file was aggressively Australian and wanted to stay that way, the commission found.</w:t>
         <w:br/>
-        <w:t>"They'll listen to anything," Mr. Madden said. "At CBS, we'd do some of my ideas and not others. Anything I've thought we ought to do at CBS, we'll do at Fox. It's selfish, but Fox Sports is only football."</w:t>
+        <w:t>More ominously, the commission sees popular support (Continued on Page 52) for the immigration program actually declining, ''although there is still a great reservoir of goodwill.'' It should be clearly understood, the report emphasizes, that ''racism is by no means excised from Australia. The potential for bigotry sleeps within most individuals, and racism in many forms pervades our society.''</w:t>
         <w:br/>
-        <w:t>If Fox's game telecasts match the quality attained by Madden &amp; Company at CBS, Mr. Hill will be satisfied. That will be a big challenge given the intricate choreography required of American football programming with its constant replays, instant on-screen diagrams of plays and cutting from one camera to another. And behind Fox Sports's big-name stars are a corps of low-priced, mainly young announcers who have called few if any football games.</w:t>
+        <w:t>The FitzGerald Commission considers it essential to recognize that ''Australia needs an infusion of entrepreneurial flair, of innovation, of special talents,'' with less emphasis on ''family reunion.'' The policy of bringing in parents, siblings and even cousins of established migrants favors Asians and Middle Easterners (who tend to retain close family ties), but this threatens to unbalance the immigration program. Family reunions should be slightly restricted, together with the refugee intake, the commission concludes, while special stress should be laid on labor-market skills, entrepreneurship, youth and proficiency in the English language.</w:t>
         <w:br/>
-        <w:t>Besides the additional on-field cameras, Fox Sports is changing the weekly pregame schedule with an hour-long studio show, compared with CBS's 30-minute program, "The N.F.L. Today."</w:t>
+        <w:t>A predictable howl has gone up from the pressure groups. Twenty-two organizations concerned with immigration and ethnic affairs, many of them state-funded, condemned the commission's report at a recent seminar in Sydney.</w:t>
         <w:br/>
-        <w:t>Fox, by all accounts, faces a huge challenge in trying to attract a football audience as large as CBS had, given the smaller network's more limited reach. But Mr. Hill's staff is not conceding any losses yet. "Say we get 90 percent of the CBS football audience," said Tracy Dolgin, executive vice president of marketing. "I have to get 10 percent percent back. If I don't, I'll hold a gun to my head -- after I'm fired."</w:t>
+        <w:t>Prime Minister Bob Hawke has hastened to disassociate himself from the report, dismissing criticism of multiculturalism and reaffirming that immigration policy should largely remain unchanged. On the other hand, John Howard, leader of the Liberal-National opposition, has refused to maintain a bipartisan approach to the problem. He ended a long interparty truce by supporting FitzGerald's attack on multiculturalism and demanding curbs on Asian immigration - even though, he told a television interviewer last June, ''I would never go back to a white-Australia policy.''</w:t>
         <w:br/>
-        <w:t>Still, the top Fox executives are more concerned with using football to build the network's franchise than with this season's audience ratings. "We'll build our coverage, strengthen our affiliates and increase revenues year after year," said Chase Carey, the chairman of Fox Television. "No question that after four years, the N.F.C. deal will be materially profitable for us."</w:t>
+        <w:t>Howard's comparatively cautious remarks won overwhelming public support. Pollsters found 80 percent in favor of reducing Asian immigration. But they also provoked angry charges of racism, which threatened to split the Liberal-National coalition. Many members of the coalition were unable to conceal their concern at what they felt was a ''growing racial imbalance'' in Australia. Ralph Shultz, a National Party politician, called on the Government ''to look . . . not only [at] color and country of origin, but also at the protection of our Judeo-Christian ethic.''</w:t>
         <w:br/>
-        <w:t>Mr. Hill obviously hopes so. But he also has to worry week to week. Before the kickoff today, he seemed to be suffering from some preseason jitters, his moods swinging between confidence and anxiety.</w:t>
+        <w:t>A persistent opponent of Asian immigration, Geoffrey Blainey, a professor of history at Melbourne University, warned the Government not to ''seek a medicine for healing our bilious economy by bringing in more and more people from the third world, especially from Hong Kong.'' Australians were uneasy, he claimed, about the way their country was being used for ''a great social experiment.''</w:t>
         <w:br/>
-        <w:t>In a self-assured moment, he said, "In reality, this isn't so hard. If you never think you can fail, you probably won't."</w:t>
+        <w:t>THE VIETNAMESE community, 78,000 strong, has the most to lose if the FitzGerald recommendations to reduce the intake of refugees are heeded by the Government. So far, however, they have not been heard from. Most have been too busy working.</w:t>
         <w:br/>
-        <w:t>Yet later, Mr. Hill ruefully joked, "What's that the captain of the Titantic said? 'How's it going? Fine!' "</w:t>
+        <w:t>''We work because we have to,'' says Joseph Nguyen, a former schoolteacher who now works in Sydney as a gardener. A Roman Catholic refugee first from North Vietnam, then from the South, he escaped by boat nine years ago with his wife and 10 children.</w:t>
         <w:br/>
-        <w:t xml:space="preserve"> </w:t>
+        <w:t>His children study compulsively. Like most Vietnamese immigrants, they share the Confucian reverence for education. Some 50 percent of Vietnamese children go on to college and 10 percent enroll in technical courses. Large numbers are going into medicine and engineering.</w:t>
         <w:br/>
-        <w:t>David Hill</w:t>
+        <w:t>Nguyen walks me through the main shopping center of Cabramatta, a once-declining industrial suburb in western Sydney, which was settled in the mid-1940's by Italians and Yugoslavs. These days, it resembles a miniature Saigon in a world of supermarkets and multistory car parks.</w:t>
         <w:br/>
-        <w:t xml:space="preserve"> </w:t>
+        <w:t>The first Vietnamese to arrive in Australia were expected to settle and develop the hot, underpopulated northern regions. But most of them turned out to be professionals, who gravitated toward the main coastal cities, creating ghettos in the least expensive suburbs and starting their own small businesses.</w:t>
         <w:br/>
-        <w:t>Current position: President of Fox Sports.</w:t>
+        <w:t>One of the showplaces of (Continued on Page 56) Cabramatta is the Minh Tam roast pork and duck company. Founded 10 years ago on the factory earnings of the five sons of the owner, Ngo Duc Tho, it now generates half-a-million dollars' worth of business a year. Nearby lives the star Vietnamese entrepreneur, Tran Dac Sam, who turned a small mom-and-pop store into a multi-million-dollar supermarket operation.</w:t>
         <w:br/>
-        <w:t xml:space="preserve"> </w:t>
+        <w:t>Vietnamese who work in Australian factories often amaze their employers by volunteering to take on two shifts a day. The personnel manager of a Sydney lawn-mower plant that churns out a new mower every 14 seconds said it could not have been done without his Vietnamese workforce.</w:t>
         <w:br/>
-        <w:t>Born: May 21, 1946; Newcastle, Australia.</w:t>
+        <w:t>Australian labor is notoriously laid back - ''so laid back,'' observes Germaine Greer, the Australian writer who now lives in Britain, ''as to be positively horizontal.'' The antithesis is found among Asians. Union shop stewards at one Melbourne automobile plant have had to forbid Vietnamese workers from starting early. Brisbane prawn fishermen periodically threaten violence against Vietnamese competitors who insist on working weekends. Sydney bakers have been up in arms ever since Vietnamese competitors refused to shut down their ovens Friday evenings and sold fresh bread on Sundays.</w:t>
         <w:br/>
-        <w:t xml:space="preserve"> </w:t>
+        <w:t>It has not all been a success story. The unemployment rate among newly arrived refugee youngsters - those who are not enrolled in school - hovers around 30 percent. A few have turned to crime. ''Vietnamese teen-agers are under a lot of pressure to support themselves and sponsor a relative to come here,'' says Trinh Nhat, a language lecturer at La Trobe University in Melbourne. ''You have to pay $2,000 Australian [U.S. $1,600] to bribe the Government back home to get a relative out here. It's a lot of stress.''</w:t>
         <w:br/>
-        <w:t>Education: Normanhurst High School; Sydney, Australia.</w:t>
+        <w:t>More serious accusations are made against the Australian Chinese. The National Crime Authority (N.C.A.), roughly equivalent to the F.B.I., claims 96 percent of all heroin seized in Australia is imported by members of the notorious Triad gangs based in Southeast Asia. One N.C.A. officer, Carmel Chow, formerly of the Hong Kong Independent Commission Against Corruption, believes the bulk of the trade can be traced to some 2,000 Chinese criminals, but that is less than 2 percent of the Chinese community in Australia.</w:t>
         <w:br/>
-        <w:t xml:space="preserve"> </w:t>
+        <w:t>Among recent arrivals from Hong Kong, 60 percent are in the restaurant business - the quickest way of raising capital. A Chinese cook on a salary of $300 a week expects to open his own restaurant in three years and plunge into the property market two years later.</w:t>
         <w:br/>
-        <w:t>Family: Wife, Joan, and daughter, Anne, two months old. Two children from a previous marriage: Jane, 17; and Julian, 14.</w:t>
+        <w:t>The Chinese led the real-estate boom in the early 1980's. A group of Hong Kong millionaires bought 25 industrial sites in the seedy suburb of Campbelltown, in working-class western Sydney, and set up plants producing automobile parts, plastics, jewelry, soya sauce and seafood products. These projects, which provide jobs for 1,500 Australians, represent the kind of initiative the Government is anxious to encourage.</w:t>
         <w:br/>
-        <w:t xml:space="preserve"> </w:t>
+        <w:t>Richest of the newcomers is Sally Au Sian, the 54-year-old heiress to the Tiger Balm ointment fortune. The formidable Ms. Au is the owner of a chain of Hong Kong newspapers with satellite editions in London, Paris, Sydney, San Francisco, New York and Chicago. Ms. Au shifted her financial headquarters to Sydney shortly after the Hong Kong handover agreement - which will return the British crown colony to China - was signed in 1983. She has since bought $16 million worth of property in and around Sydney.</w:t>
         <w:br/>
-        <w:t>Business idol: Roone Arledge, ABC sports producer of "Monday Night Football."</w:t>
+        <w:t>Thousands more Hong Kong Chinese are expected to follow her as the handover date approaches. Some Australians welcome this transfusion of talent. ''We need migration,'' says the economic analyst Robert Gottliebsen. ''If we're going to be any more than a quarry-based economy, we need a population of about 20 to 30 million to provide a worthwhile domestic market.''</w:t>
         <w:br/>
-        <w:t xml:space="preserve"> </w:t>
-        <w:br/>
-        <w:t>Car: Ford Explorer.</w:t>
-        <w:br/>
-        <w:t xml:space="preserve"> </w:t>
-        <w:br/>
-        <w:t>Last Book Read: "The Great Train Robbery," by Michael Crichton.</w:t>
+        <w:t>The Governor General designate, former Foreign Minister Bill Hayden, who takes office in February, goes so far as to predict that 200 years from now, ''We'll become dominantly a Eurasian society. . . . That is a process which is under way.''</w:t>
         <w:br/>
         <w:br/>
         <w:t>Graphic</w:t>
@@ -191,7 +185,7 @@
         <w:br/>
         <w:t xml:space="preserve"> </w:t>
         <w:br/>
-        <w:t>Photos: Terry Bradshaw: The ex-quarterback gets $1.7 million. (Fox); John Madden and Pat Summerall: The big names from CBS. (Aaron Rapaport/Fox); David Hill: The Australian impresario of Fox Sports. (David Strick/Onyx for The New York Times); Jimmy Johnson: A football personality but a TV newcomer. (Barton Silverman/The New York Times)(pg. 6); David Hill, left, discusses the game plan for Fox Sports with Rupert Murdoch in Los Angeles. (David Strick/Onyx for The New York Times)(pg. 1)</w:t>
+        <w:t>Photos of preschoolers in Geelong (Philip Quirk/Wildlight) (pg. 46); immigrants at naturalization ceremony in Sydney (Peter Charlesworth/JB Pictures) (pg. 46); floating Chinese restaurant theTaipan (Oliver Strewe/Wildlight) (pg. 47)</w:t>
       </w:r>
     </w:p>
     <w:sectPr>

--- a/example_articles/countries/Australia/3.countries_Australia_New_York_Times.docx
+++ b/example_articles/countries/Australia/3.countries_Australia_New_York_Times.docx
@@ -7,7 +7,7 @@
         <w:pStyle w:val="Heading1"/>
       </w:pPr>
       <w:r>
-        <w:t>Australia Goes Asian</w:t>
+        <w:t>Past Sins Made Present</w:t>
       </w:r>
     </w:p>
     <w:p>
@@ -17,17 +17,17 @@
     </w:p>
     <w:p>
       <w:r>
-        <w:t>Date: 1988-12-04</w:t>
+        <w:t>Date: 2017-01-01</w:t>
       </w:r>
     </w:p>
     <w:p>
       <w:r>
-        <w:t>Section: Section 6; Page 46, Column 1; Magazine Desk</w:t>
+        <w:t>Section: Section SR; Column 0; Sunday Review Desk; Pg. 6; OPINION</w:t>
       </w:r>
     </w:p>
     <w:p>
       <w:r>
-        <w:t>Source file: NYT/55.DOCX</w:t>
+        <w:t>Source file: NYT/27.DOCX</w:t>
       </w:r>
     </w:p>
     <w:p>
@@ -49,135 +49,42 @@
     </w:p>
     <w:p>
       <w:r>
-        <w:t>OUR NEIGHBORHOOD garage is running a special on tires. Nothing unusual about that. Next week, perhaps, it will be batteries. What is unusual is that the sale signs are in Japanese.</w:t>
+        <w:t>The first time I heard it I was jet-lagged. I'd flown 20 hours to Byron Bay in Australia from New York, and was sitting on a stage with other American authors under a tent in the rain. We were in that pocket of the world for a writers' festival, and before our panel discussion began, a volunteer welcomed the soggy audience of more than 200 people and mentioned that the land was originally part of an indigenous nation. This, an outright mention of a displaced population, connecting the space to a time before colonialism, was something I'd never experienced before. In Australia, it's called an ''acknowledgment of country.''</w:t>
         <w:br/>
-        <w:t>''Why not?'' says our friendly pump attendant, grinning. ''Japanese are the only ones 'round here with any money.''</w:t>
+        <w:t xml:space="preserve">By the time I flew home, after a month there, I'd witnessed at least a dozen of these acknowledgments, and one called a ''welcome to country,'' in which a member of the local indigenous community provided remarks. I learned that although the practice was relatively new in mainstream settings, the tradition itself had been an indigenous custom for centuries. In just a few weeks, I heard these remarks in places as modest as a classroom and as grand as the Sydney Opera House. </w:t>
         <w:br/>
-        <w:t>He looks approvingly at our imported Japanese car. ''There's so many of them 'round this suburb we don't call it Killarney Heights'' - the name dreamed up by Irish-Australian developers 20 years ago -''we call it Hiroshima Heights.''</w:t>
+        <w:t xml:space="preserve">  My mother accompanied me for this month Down Under and we got into the habit of doing real-time evaluations, all nonverbal, of these opening remarks. Were they heartfelt, or perfunctory? A smile, head shake or eyebrow raise might pass between us. Did we detect an extra layer of euphemism, or was our own American cynicism to blame? Some speakers used the phrase ''traditional custodians of the land,'' which was admirable for eschewing the concept of ownership, but also had a janitorial ring to it.</w:t>
         <w:br/>
-        <w:t>The next car in line hoots impatiently. ''Chinese,'' says the attendant with a shrug. ''But they got money, too.'' He winks knowingly. ''You folks are from Hong Kong, I hear.'' Real-estate agents heard it loud and clear when my wife and I ended two decades of expatriate existence in the booming British colony and immigrated to Australia three years ago. Within the Sydney house-trading fraternity, Hong Kong is synonymous with money. Before we were shown our present home, its street number was changed from ''4'' to ''2A.'' Southern Chinese regard the number four as extremely unlucky; in Cantonese, ''four'' sounds like the word for ''death.'' On seeing we weren't Chinese, the agent asked whether we would like the number changed back, but we cautiously declined.</w:t>
+        <w:t xml:space="preserve">  One statement, before an event at the end of a long day, was given in the same tone a flight attendant might employ when pointing out emergency exits. Another, at a community arts center in a working-class suburb of Melbourne, came closest to frank historical accuracy: The speaker described the land as stolen, and mentioned a continuing fight for restitution. This audience of about 60 people included the highest concentration of nonwhites I saw during my travels -- indigenous, South and East Asian, African and Arab. Perhaps the speaker, who was white, spoke so plainly because she thought this audience could handle something closer to the truth.</w:t>
         <w:br/>
-        <w:t>An upper-middle-income development, Killarney Heights lies conveniently close to the Japanese International School and a handful of prime golf courses. The ranch-style houses are fairly close together and sometimes surrounded by a wall, rather like a Beijing hutung, with an inner courtyard.</w:t>
+        <w:t xml:space="preserve">  When my mother and I returned home in the fall, we discovered a United States newly interested in the way we begin our own public events, incited by the football player Colin Kaepernick's decision to kneel during the national anthem in protest of police brutality toward African-Americans. He was a hero or an idiot, an opportunist or an activist, depending on whom you asked.</w:t>
         <w:br/>
-        <w:t>The Chinese ''like this sort of suburb,'' says Richard Corbett, director of a Sydney real-estate firm with an office in Hong Kong. ''They seem to react against the noise of Hong Kong by searching for something tranquil.''</w:t>
+        <w:t xml:space="preserve">  Why, I thought, bother with any of it? Why can't we just get started with a speech or a football game without playing an anthem? The aftermath of the presidential election has changed my thinking.</w:t>
         <w:br/>
-        <w:t>Top real-estate agents sensitive to Chinese custom offer the services of feng shui experts. Armed with a small compass surrounded by mystic symbols, these men pronounce judgment on a property's location in accordance with geomantic belief. A site with a hill behind and water out front is considered particularly auspicious. No power pole should stand directly outside a house, because that might divide the family.</w:t>
+        <w:t xml:space="preserve">  Gathering together to listen to speeches and watch performances is one way civilizations share values. These events can foster community as well as breed animus, as we saw Donald J. Trump so successfully accomplish in his campaign rallies. Since the election, white supremacists and perpetuators of hate speech appear to be emboldened. In this political climate, the words we use and the traditions we champion matter more than ever.</w:t>
         <w:br/>
-        <w:t>This time last year, so many Asians were roaming the choicer parts of Sydney and snapping up homes that the Government, worried about soaring property values, slapped a ban (which is still effective) on house sales to nonresidents at or above the million Australian-dollar mark, roughly equivalent to $800,000 in United States currency.</w:t>
+        <w:t xml:space="preserve">  I was still struck by what the Australians did: begin symphonies and lectures and talks among writers with a succinct acknowledgment that their country had a complicated past. What would it be like to consider something like that here? What good did it do there?</w:t>
         <w:br/>
-        <w:t>''Would you pay that kind of money?'' I asked a Japanese journalist.</w:t>
+        <w:t xml:space="preserve">  I asked Australian writers that question. Some told me they thought it was a method of national back-patting -- especially some of the non-indigenous writers I spoke to. ''I think it's largely lip service,'' said Jacinda Woodhead, editor of Overland, a literary journal. ''These acknowledgments do nothing for the legacy of colonialism or the brutal dispossession of Australia's first peoples.''</w:t>
         <w:br/>
-        <w:t>''No sweat,'' he replied. ''A million Australian wouldn't buy me a brick chicken house in Tokyo. Matter of fact,'' he grew confidential, ''I've just paid twice that, cash, for a place in - ,'' naming an exclusive harbor-front suburb.</w:t>
+        <w:t xml:space="preserve">  The response from indigenous writers was more complicated. They saw value in the acknowledgments as restoration of their traditions, and separate from the myriad ways the government of Australia has failed them.</w:t>
         <w:br/>
-        <w:t>Almost outbidding the Japanese are the ''yacht people'' - the affluent Hong Kong Chinese busily bailing out of the British colony ahead of the Communist takeover in 1997. During 1986-87, they brought Australia nearly $2 billion (figures are in United States dollars) in badly needed foreign exchange.</w:t>
+        <w:t xml:space="preserve">  Tony Birch, a writer and research fellow at Victoria University, told me by email that he thought acknowledgments could lay the groundwork for valuable conversations. ''It can also be vital in establishing relevant protocols when matters to be discussed may be tense or difficult,'' he said. ''In these instances, it establishes expectations of basically good behavior.''</w:t>
         <w:br/>
-        <w:t>Although Asians at present represent only 2.4 percent of the 16 million inhabitants of Australia, their economic and cultural influence far outweighs their numbers. Scores of Asian-owned businesses - from automobile plants to supermarkets and software companies -have come on stream during the last 10 years. Several decaying industrial suburbs have received the kiss of life from Asian entrepreneurs. So innovative have they proved, and so successful, that last year the Government introduced a migration scheme aimed at persuading business people, especially Asians, to bring their money and skills to Australia.</w:t>
+        <w:t xml:space="preserve">  Ellen van Neerven, a poet and novelist, mentioned witnessing similar acknowledgments delivered in the United States, in Charlottesville, Va., and Austin, Tex. I remembered the last time I was in Charlottesville, a town that owes much of its existence to Thomas Jefferson. I could imagine a speaker at an event in that city acknowledging a particular Native American tribe as the traditional inhabitants of the land, yet omitting mention of the slave labor that contributed significantly to the area's development, and the wealth of its university's famous patron. That would feel wrong to me, a descendant of slaves, some of whom were from that state. How do we determine which details are worthy of acknowledgment when a piece of land carries so much fraught history?</w:t>
         <w:br/>
-        <w:t>Priority visas have lately been given to Asians with middle-management experience. It is quite common these days to see Chinese (and, occasionally, Indians) running mainframe computers and heading departments in some of Australia's most prestigious banks and businesses.</w:t>
+        <w:t xml:space="preserve">  I came to understand that for indigenous Australians, the tradition is not so much about revisiting a nation's past sins as it is about restoring the oldest of ceremonial gestures to a place, returning a bit of context to where it was once violently stripped away.</w:t>
         <w:br/>
-        <w:t>Educating Asians has become an important source of national income. This year, some 25,000 Asians are paying full university fees (Australians get their college education for a nominal fee). Asian immigrants are also crowding into the professional schools -mainly law and medicine - carrying off three times more honors degrees per head than native-born Australians.</w:t>
+        <w:t xml:space="preserve">  I saw the value of restoring context on a recent trip to the new National Museum of African-American History and Culture, or the Black Smithsonian, as I've heard folks call it. There, a stone's throw from a White House built by slaves, was an acknowledgment of our contributions to this country -- both our struggles and triumphs, and even our quotidian customs, down to the pomade we put in our hair. The museum is a giant symbol full of smaller symbols presented as artifacts, and it moved me. I've thought about that pomade tin many times since my visit, and about the forethought of the curator who included such a mundane item. One thing context can highlight is the basic fact of a group's humanity.</w:t>
         <w:br/>
-        <w:t>In the process, Asian art, music, literature and history are attracting Australian attention, and college-level enrollments in Asian studies have increased. Furthermore, a people whose cuisine was once described as ''English cooking, done badly'' now hanker after Japanese, Chinese, Vietnamese, Thai and Indian food. My favorite gardening magazine is currently teaching readers how to grow daikon radishes, lemon grass, choi sum (dwarf spinach) and abalone mushrooms.</w:t>
+        <w:t xml:space="preserve">  What might it look like for us to devise a new ritual for commencing our events? To recognize the most marginalized among us, simultaneously celebrating their traditions and keeping alive a more accurate story of our origin? It might take the form of an explicit acknowledgment, as the Australians have done, or it could be more implicit: a song or dance that fosters inclusion.</w:t>
         <w:br/>
-        <w:t>''EVERY DAY, IT BECOMES CLEARER TO me that Australia's future lies in Asia,'' the political analyst Greg Sheridan wrote in 1984 in The Australian, one of the country's largest daily newspapers. ''The first task for all of us,'' he continued, is ''to know much more about the nations and the peoples who are our neighbors.''</w:t>
+        <w:t xml:space="preserve">  Whatever the ritual, it would be complicated and imperfect, as all symbolic gestures are. Given the rise of rhetoric designed to make many of us feel excluded, the effort would be worth it.</w:t>
         <w:br/>
-        <w:t>Older Australians, however, find all this quite bewildering. Most were raised on a myth of white superiority dating back to the heyday of British power. When the shiploads of British convict-settlers lapped against this uncharted continent in 1788, they gave short shrift to the nomadic people who had been roaming Australia unchallenged for nigh on 40,000 years, brutally driving them off ancient hunting grounds.</w:t>
+        <w:t xml:space="preserve">  Follow The New York Times Opinion section on Facebook and Twitter (@NYTopinion), and sign up for the Opinion Today newsletter. </w:t>
         <w:br/>
-        <w:t>The next target was the Chinese (described by an Australian rabble-rouser as ''pig-tailed, moon-faced barbarians''), thousands of whom had been lured by the discovery of gold in southeastern Australia in 1851. Friction was inevitable, culminating in the 1861 massacre in New South Wales of hundreds of defenseless Chinese miners by white prospectors.</w:t>
         <w:br/>
-        <w:t>Legislation to stem the influx of Chinese was one of the first measures passed by the Aus-tralian Parliament after the national articles of federation were signed in 1901. The nonaboriginal population then was 95 percent British and 99 percent white and, for decades, preservation of racial purity remained a national obsession.</w:t>
-        <w:br/>
-        <w:t>In the 1930's, the combination of immigration curbs and worldwide economic depression kept Australia dangerously underpopulated. When World War II ended, the population had scarcely topped 7.5 million. No sooner had hostilities ceased than the country's first Minister for Immigration, Arthur (Populate or Perish) Calwell, introduced a scheme of subsidized passage to Australia. More than a million Europeans arrived between 1945 and 1955. The majority came from the British Isles, although increasing numbers were drawn from central and southern Europe. Asians continued to be barred.</w:t>
-        <w:br/>
-        <w:t>Nonetheless, the postwar years saw a steady undermining of the country's all-white policy. The painless assimilation of so many immigrants into a booming economy helped the Government discard many of its more outrageous racial prejudices. And with the demise of the British Empire, Australians - long used to basking in Britain's reflected glory -were forced to readjust to a humbler regional role and to a more equable relationship with a revived Japan, a reviving China and a host of newly free, fast-developing countries sprouting around the Pacific rim.</w:t>
-        <w:br/>
-        <w:t>In 1972, the Labor Party swept into power after 23 years of coalition rule by the Liberal and National Parties. It introduced the first, albeit timid, immigration quota from Asia. There was remarkably little reaction. Then, on the morning of April 27, 1976, the first Vietnamese ''boat people'' reached Australia.</w:t>
-        <w:br/>
-        <w:t>Things have not been the same since.</w:t>
-        <w:br/>
-        <w:t>FIVE YOUNG MEN aboard a 58-foot fishing cutter sailed quietly into Darwin Harbor after a 2,800-mile voyage and tied up to the nearest buoy. It was hours before they were noticed. Not until several months later - after dozens more boats had arrived and an entire freighter-full of Vietnamese prepared to sail from Saigon - did the Australians become alarmed.</w:t>
-        <w:br/>
-        <w:t>''The specter of Asian hordes sweeping in from the north historically frightens the daylights out of most of us,'' wrote the commentator Robert Ball at the time in The Australian.</w:t>
-        <w:br/>
-        <w:t>Lately, those fears have again begun to surface. Nancy Wake, the 75-year-old Australian heroine of the French Resistance, told this year's convention of Australian veterans that Asian immigration should cease. The Vietnamese who came to Australia ''are always going in shooting somebody,'' she declared. Her sharpest barbs were reserved for the Japanese: ''Don't accept money from a nasty little enemy.''</w:t>
-        <w:br/>
-        <w:t>The Sydney Morning Herald columnist Buzz Kennedy spoke for many Australians when he wrote: ''I confess I am appalled at the magnitude of the takeover of Australian assets by Asian money - particularly Japanese money. . . . If that makes me a racist, then I'm sorry. I am an Australian who, along with scores of thousands of Australians, spent several uncomfortable and occasionally dangerous years trying to keep the Japanese out of this country, and I cannot but help feel disturbed to see it all happening anyway.''</w:t>
-        <w:br/>
-        <w:t>''The fact is the Japanese are flush with cash,'' says Peter Drysdale, executive director of the Australian-Japan Research Centers in Canberra. ''Their funds underpin the securities market in Australia, much as they do in the United States.''</w:t>
-        <w:br/>
-        <w:t>Economic dependence on a once-despised enemy isn't easy for Australians to accept. Old-timers cannot forget how the Japanese sent their midget submarines into Sydney Harbor, bombed the northernmost port of Darwin and appeared poised to mount a full-scale invasion. Consider the latest reaction at Surfers Paradise, a tawdry holiday resort on the central Queensland coast. Earlier this year, 1,300 residents gathered ostensibly to oppose all further foreign purchases of Queensland real estate. But throughout that humid, highly charged evening, speaker after speaker made it plain that the only foreigners they were there to oppose were the Japanese.</w:t>
-        <w:br/>
-        <w:t>The trouble began in 1978, when a Japanese tycoon, Yohachiro Iwasaki, was granted permission to develop an $80 million tourist resort at Yeppoon, a prime site on northeast Australia's most attractive vacationland, the so-called Gold Coast. It was the first significant Japanese investment in the Australian tourist industry - equivalent, in antipodean terms, to assigning Club Med a stretch of Florida's choice Palm Beach coastline.</w:t>
-        <w:br/>
-        <w:t>The conservative state government of Queensland shrugged off nationalistic and environmental protests on the grounds that this kind of development was vital, no matter who put up the money. Homeowners, however, who hear about wholesale suburban sell-offs are understandably afraid of becoming ''tenants in their own country.''</w:t>
-        <w:br/>
-        <w:t>Unemployment in Queensland is the highest in the country, and tourism and foreign investments would have been welcome antidotes. But the persistent public clamor persuaded the Federal Government, way off in Canberra, to invoke foreign-investment controls and block the tycoon's further acquisitions. Three years later, one of the Iwasaki buildings was blown up.</w:t>
-        <w:br/>
-        <w:t>The cause of the explosion was never determined, and Iwasaki decided to stay on. In fact, Japanese investments continued unabated. A Lloyds Bank economic report shows that by the end of 1987, the Japanese had taken over 70 percent of the prime resort development in Queensland. Thus far, $800 million has been invested in projects already under way and a further $1.28 billion has been earmarked for future development.</w:t>
-        <w:br/>
-        <w:t>At the same time, the E.I.E. Development Company of Japan, a leading electronics manufacturer that is diversifying into teaching aids and foreign real estate, has pledged a part-share in Australia's first privately funded institution of higher learning, the Bond University, in Queensland, named after the beer baron and yachtsman Alan Bond.</w:t>
-        <w:br/>
-        <w:t>Peter White, a Member of Parliament from Queensland, fears public protests are getting out of hand and could well drive the Japanese away. The protests, he says, are ''becoming characterized by hysteria, intolerance and bias against the Japanese''; he points out that Australian tourism, among other aspects of Australian economic life, is heavily reliant on the Japanese. By the end of the decade, officials estimate, the number of tourists from Japan, now at more than 200,000 a year, is expected to double.</w:t>
-        <w:br/>
-        <w:t>Unless, of course, the antipathy so obvious in Queensland scares them off. The Sydney correspondent of Yomiuri Shimbun, Japan's biggest-selling newspaper, is already advising Japanese tourists that ''not everyone is a typical cheerful Aussie.''</w:t>
-        <w:br/>
-        <w:t>The warning is getting across. Daikyo, a Japanese development giant, is threatening to scrap two multimillion-dollar projects in Queensland. According to John Kenny, Daikyo's general manager in Australia, ''There are a number of potential foreign investors who are now sitting back and waiting. What people have to realize,'' he is quoted as saying in The Australian Financial Review, ''is that all we're doing is providing infrastructure which Australians . . . do not [themselves] take the risks to provide.''</w:t>
-        <w:br/>
-        <w:t>According to Paul Ivory, a lecturer at Griffiths University, the Australians have only themselves to blame. A soaring foreign trade deficit leaves Australia far too dependent on borrowing abroad. The country's big money-makers are chiefly agricultural products and mining, but three years ago commodity prices faltered, the currency sagged and the national debt more than doubled.</w:t>
-        <w:br/>
-        <w:t>The Japanese are Australia's biggest source of foreign funds. The total value of their direct investments, including equities, is above the $17 billion mark. Federal Treasurer Paul Keating was recently in Tokyo asking for more.</w:t>
-        <w:br/>
-        <w:t>SPLUTTERINGS OF racial protest since the abolition of the white-Australia policy have been partly smothered by what is known as ''multiculturalism.'' The Government believes that all ethnic communities should be encouraged to make their separate contribution to the national culture, while critics of multiculturalism charge this tends to accentuate the separateness of the ethnic groups.</w:t>
-        <w:br/>
-        <w:t>Politicians have found the highly controversial policy an effective, if costly, vote-catcher. Australians are saddled with Federal elections every three years. Since little differentiates the present ruling party and the opposition (the Liberal-National coalition), the elections have increasingly boiled down to two similar groups wildly bidding for the support of the electorate. The so-called ethnic vote has at times proved crucial. The task of harvesting it has passed to a Government bureaucracy -the Department of Immigration, Local Government and Ethnic Affairs - that dispenses largesse to a myriad of special-interest groups in key constituencies.</w:t>
-        <w:br/>
-        <w:t>With a staff of 2,000, this department has a budget of about $77 million. It spends an extra $37 million annually on teaching immigrants the English language. There is, as well, a state-operated ethnic television channel that shows mainly foreign-language films; this alone costs taxpayers more than $30 million a year. Another $5 million goes to some 200 ethnic organizations, from social clubs to choirs.</w:t>
-        <w:br/>
-        <w:t>Enter Stephen FitzGerald, academic turned entrepreneur, a noted Sinophile who headed Australia's first Embassy to the People's Republic of China (1973-76). For a year, a six-member commission, of which he was the chairman, had delved into the country's immigration policies. But its recently published conclusions have shaken the Labor Government - which set up the commission in the first place -prompting abortive attempts to coerce the commission into a more palatable rewrite.</w:t>
-        <w:br/>
-        <w:t>In the report, FitzGerald declares that multiculturalism has failed because ''it is generally seen as a divisive rather than a unifying influence on Australian society.'' It is his belief that a real gap exists between the ''very vocal'' leaders of the bureaucracy handling ethnic matters and the vast majority of immigrants. Far from fighting to preserve their cultural identity, the ethnic rank and file was aggressively Australian and wanted to stay that way, the commission found.</w:t>
-        <w:br/>
-        <w:t>More ominously, the commission sees popular support (Continued on Page 52) for the immigration program actually declining, ''although there is still a great reservoir of goodwill.'' It should be clearly understood, the report emphasizes, that ''racism is by no means excised from Australia. The potential for bigotry sleeps within most individuals, and racism in many forms pervades our society.''</w:t>
-        <w:br/>
-        <w:t>The FitzGerald Commission considers it essential to recognize that ''Australia needs an infusion of entrepreneurial flair, of innovation, of special talents,'' with less emphasis on ''family reunion.'' The policy of bringing in parents, siblings and even cousins of established migrants favors Asians and Middle Easterners (who tend to retain close family ties), but this threatens to unbalance the immigration program. Family reunions should be slightly restricted, together with the refugee intake, the commission concludes, while special stress should be laid on labor-market skills, entrepreneurship, youth and proficiency in the English language.</w:t>
-        <w:br/>
-        <w:t>A predictable howl has gone up from the pressure groups. Twenty-two organizations concerned with immigration and ethnic affairs, many of them state-funded, condemned the commission's report at a recent seminar in Sydney.</w:t>
-        <w:br/>
-        <w:t>Prime Minister Bob Hawke has hastened to disassociate himself from the report, dismissing criticism of multiculturalism and reaffirming that immigration policy should largely remain unchanged. On the other hand, John Howard, leader of the Liberal-National opposition, has refused to maintain a bipartisan approach to the problem. He ended a long interparty truce by supporting FitzGerald's attack on multiculturalism and demanding curbs on Asian immigration - even though, he told a television interviewer last June, ''I would never go back to a white-Australia policy.''</w:t>
-        <w:br/>
-        <w:t>Howard's comparatively cautious remarks won overwhelming public support. Pollsters found 80 percent in favor of reducing Asian immigration. But they also provoked angry charges of racism, which threatened to split the Liberal-National coalition. Many members of the coalition were unable to conceal their concern at what they felt was a ''growing racial imbalance'' in Australia. Ralph Shultz, a National Party politician, called on the Government ''to look . . . not only [at] color and country of origin, but also at the protection of our Judeo-Christian ethic.''</w:t>
-        <w:br/>
-        <w:t>A persistent opponent of Asian immigration, Geoffrey Blainey, a professor of history at Melbourne University, warned the Government not to ''seek a medicine for healing our bilious economy by bringing in more and more people from the third world, especially from Hong Kong.'' Australians were uneasy, he claimed, about the way their country was being used for ''a great social experiment.''</w:t>
-        <w:br/>
-        <w:t>THE VIETNAMESE community, 78,000 strong, has the most to lose if the FitzGerald recommendations to reduce the intake of refugees are heeded by the Government. So far, however, they have not been heard from. Most have been too busy working.</w:t>
-        <w:br/>
-        <w:t>''We work because we have to,'' says Joseph Nguyen, a former schoolteacher who now works in Sydney as a gardener. A Roman Catholic refugee first from North Vietnam, then from the South, he escaped by boat nine years ago with his wife and 10 children.</w:t>
-        <w:br/>
-        <w:t>His children study compulsively. Like most Vietnamese immigrants, they share the Confucian reverence for education. Some 50 percent of Vietnamese children go on to college and 10 percent enroll in technical courses. Large numbers are going into medicine and engineering.</w:t>
-        <w:br/>
-        <w:t>Nguyen walks me through the main shopping center of Cabramatta, a once-declining industrial suburb in western Sydney, which was settled in the mid-1940's by Italians and Yugoslavs. These days, it resembles a miniature Saigon in a world of supermarkets and multistory car parks.</w:t>
-        <w:br/>
-        <w:t>The first Vietnamese to arrive in Australia were expected to settle and develop the hot, underpopulated northern regions. But most of them turned out to be professionals, who gravitated toward the main coastal cities, creating ghettos in the least expensive suburbs and starting their own small businesses.</w:t>
-        <w:br/>
-        <w:t>One of the showplaces of (Continued on Page 56) Cabramatta is the Minh Tam roast pork and duck company. Founded 10 years ago on the factory earnings of the five sons of the owner, Ngo Duc Tho, it now generates half-a-million dollars' worth of business a year. Nearby lives the star Vietnamese entrepreneur, Tran Dac Sam, who turned a small mom-and-pop store into a multi-million-dollar supermarket operation.</w:t>
-        <w:br/>
-        <w:t>Vietnamese who work in Australian factories often amaze their employers by volunteering to take on two shifts a day. The personnel manager of a Sydney lawn-mower plant that churns out a new mower every 14 seconds said it could not have been done without his Vietnamese workforce.</w:t>
-        <w:br/>
-        <w:t>Australian labor is notoriously laid back - ''so laid back,'' observes Germaine Greer, the Australian writer who now lives in Britain, ''as to be positively horizontal.'' The antithesis is found among Asians. Union shop stewards at one Melbourne automobile plant have had to forbid Vietnamese workers from starting early. Brisbane prawn fishermen periodically threaten violence against Vietnamese competitors who insist on working weekends. Sydney bakers have been up in arms ever since Vietnamese competitors refused to shut down their ovens Friday evenings and sold fresh bread on Sundays.</w:t>
-        <w:br/>
-        <w:t>It has not all been a success story. The unemployment rate among newly arrived refugee youngsters - those who are not enrolled in school - hovers around 30 percent. A few have turned to crime. ''Vietnamese teen-agers are under a lot of pressure to support themselves and sponsor a relative to come here,'' says Trinh Nhat, a language lecturer at La Trobe University in Melbourne. ''You have to pay $2,000 Australian [U.S. $1,600] to bribe the Government back home to get a relative out here. It's a lot of stress.''</w:t>
-        <w:br/>
-        <w:t>More serious accusations are made against the Australian Chinese. The National Crime Authority (N.C.A.), roughly equivalent to the F.B.I., claims 96 percent of all heroin seized in Australia is imported by members of the notorious Triad gangs based in Southeast Asia. One N.C.A. officer, Carmel Chow, formerly of the Hong Kong Independent Commission Against Corruption, believes the bulk of the trade can be traced to some 2,000 Chinese criminals, but that is less than 2 percent of the Chinese community in Australia.</w:t>
-        <w:br/>
-        <w:t>Among recent arrivals from Hong Kong, 60 percent are in the restaurant business - the quickest way of raising capital. A Chinese cook on a salary of $300 a week expects to open his own restaurant in three years and plunge into the property market two years later.</w:t>
-        <w:br/>
-        <w:t>The Chinese led the real-estate boom in the early 1980's. A group of Hong Kong millionaires bought 25 industrial sites in the seedy suburb of Campbelltown, in working-class western Sydney, and set up plants producing automobile parts, plastics, jewelry, soya sauce and seafood products. These projects, which provide jobs for 1,500 Australians, represent the kind of initiative the Government is anxious to encourage.</w:t>
-        <w:br/>
-        <w:t>Richest of the newcomers is Sally Au Sian, the 54-year-old heiress to the Tiger Balm ointment fortune. The formidable Ms. Au is the owner of a chain of Hong Kong newspapers with satellite editions in London, Paris, Sydney, San Francisco, New York and Chicago. Ms. Au shifted her financial headquarters to Sydney shortly after the Hong Kong handover agreement - which will return the British crown colony to China - was signed in 1983. She has since bought $16 million worth of property in and around Sydney.</w:t>
-        <w:br/>
-        <w:t>Thousands more Hong Kong Chinese are expected to follow her as the handover date approaches. Some Australians welcome this transfusion of talent. ''We need migration,'' says the economic analyst Robert Gottliebsen. ''If we're going to be any more than a quarry-based economy, we need a population of about 20 to 30 million to provide a worthwhile domestic market.''</w:t>
-        <w:br/>
-        <w:t>The Governor General designate, former Foreign Minister Bill Hayden, who takes office in February, goes so far as to predict that 200 years from now, ''We'll become dominantly a Eurasian society. . . . That is a process which is under way.''</w:t>
+        <w:t>http://www.nytimes.com/2016/12/31/opinion/sunday/what-does-it-mean-to-acknowledge-the-past.html</w:t>
         <w:br/>
         <w:br/>
         <w:t>Graphic</w:t>
@@ -185,7 +92,7 @@
         <w:br/>
         <w:t xml:space="preserve"> </w:t>
         <w:br/>
-        <w:t>Photos of preschoolers in Geelong (Philip Quirk/Wildlight) (pg. 46); immigrants at naturalization ceremony in Sydney (Peter Charlesworth/JB Pictures) (pg. 46); floating Chinese restaurant theTaipan (Oliver Strewe/Wildlight) (pg. 47)</w:t>
+        <w:t>PHOTO: The Sydney Opera House celebrated indigenous culture with a ''Songlines'' projection in May 2016. (PHOTOGRAPH BY HUGH PETERSWALD/PACIFIC PRESS -- LIGHTROCKET, VIA GETTY IMAGES)</w:t>
       </w:r>
     </w:p>
     <w:sectPr>
